--- a/templates/AR/MALAYSIA/agreement.docx
+++ b/templates/AR/MALAYSIA/agreement.docx
@@ -4343,14 +4343,14 @@
         <w:tblLook w:val="04A0" w:firstRow="1" w:lastRow="0" w:firstColumn="1" w:lastColumn="0" w:noHBand="0" w:noVBand="1"/>
       </w:tblPr>
       <w:tblGrid>
-        <w:gridCol w:w="420"/>
-        <w:gridCol w:w="3104"/>
-        <w:gridCol w:w="3104"/>
+        <w:gridCol w:w="419"/>
+        <w:gridCol w:w="3328"/>
+        <w:gridCol w:w="3265"/>
         <w:gridCol w:w="222"/>
-        <w:gridCol w:w="2042"/>
-        <w:gridCol w:w="2042"/>
-        <w:gridCol w:w="41"/>
-        <w:gridCol w:w="41"/>
+        <w:gridCol w:w="1976"/>
+        <w:gridCol w:w="1736"/>
+        <w:gridCol w:w="35"/>
+        <w:gridCol w:w="35"/>
       </w:tblGrid>
       <w:tr>
         <w:tc>
@@ -5692,6 +5692,67 @@
                 <w:szCs w:val="20"/>
               </w:rPr>
             </w:pPr>
+            <w:r>
+              <w:rPr>
+                <w:bCs/>
+                <w:noProof/>
+                <w:sz w:val="20"/>
+                <w:szCs w:val="20"/>
+              </w:rPr>
+              <w:pict w14:anchorId="174E44D0">
+                <v:rect id="_x0000_s1032" style="position:absolute;margin-left:39.75pt;margin-top:42.95pt;width:93.3pt;height:49.6pt;z-index:251662336;mso-position-horizontal-relative:text;mso-position-vertical-relative:text" fillcolor="#4f81bd [3204]" stroked="f">
+                  <v:textbox>
+                    <w:txbxContent>
+                      <w:p>
+                        <w:pPr>
+                          <w:rPr>
+                            <w:lang w:val="en-IN"/>
+                          </w:rPr>
+                        </w:pPr>
+                        <w:r>
+                          <w:rPr>
+                            <w:lang w:val="en-IN"/>
+                          </w:rPr>
+                          <w:t>{{SPONSOR_SIGNATURE}}</w:t>
+                        </w:r>
+                      </w:p>
+                      <w:p/>
+                    </w:txbxContent>
+                  </v:textbox>
+                </v:rect>
+              </w:pict>
+            </w:r>
+            <w:r>
+              <w:rPr>
+                <w:bCs/>
+                <w:noProof/>
+                <w:sz w:val="20"/>
+                <w:szCs w:val="20"/>
+              </w:rPr>
+              <w:pict w14:anchorId="66949239">
+                <v:rect id="_x0000_s1030" style="position:absolute;margin-left:16.75pt;margin-top:19.35pt;width:141.35pt;height:88.55pt;z-index:251660288;mso-position-horizontal-relative:text;mso-position-vertical-relative:text">
+                  <v:textbox>
+                    <w:txbxContent>
+                      <w:p>
+                        <w:pPr>
+                          <w:rPr>
+                            <w:lang w:val="en-IN"/>
+                          </w:rPr>
+                        </w:pPr>
+                        <w:proofErr w:type="spellStart"/>
+                        <w:r>
+                          <w:rPr>
+                            <w:lang w:val="en-IN"/>
+                          </w:rPr>
+                          <w:t>BoarderBoX</w:t>
+                        </w:r>
+                        <w:proofErr w:type="spellEnd"/>
+                      </w:p>
+                    </w:txbxContent>
+                  </v:textbox>
+                </v:rect>
+              </w:pict>
+            </w:r>
           </w:p>
         </w:tc>
         <w:tc>
@@ -5707,6 +5768,58 @@
                 <w:szCs w:val="20"/>
               </w:rPr>
             </w:pPr>
+            <w:r>
+              <w:rPr>
+                <w:bCs/>
+                <w:noProof/>
+                <w:sz w:val="20"/>
+                <w:szCs w:val="20"/>
+              </w:rPr>
+              <w:pict w14:anchorId="66949239">
+                <v:rect id="_x0000_s1031" style="position:absolute;margin-left:59.8pt;margin-top:19.35pt;width:141.35pt;height:88.55pt;z-index:251661312;mso-position-horizontal-relative:text;mso-position-vertical-relative:text">
+                  <v:textbox>
+                    <w:txbxContent>
+                      <w:p>
+                        <w:pPr>
+                          <w:rPr>
+                            <w:lang w:val="en-IN"/>
+                          </w:rPr>
+                        </w:pPr>
+                        <w:proofErr w:type="spellStart"/>
+                        <w:r>
+                          <w:rPr>
+                            <w:lang w:val="en-IN"/>
+                          </w:rPr>
+                          <w:t>BoarderBoX</w:t>
+                        </w:r>
+                        <w:proofErr w:type="spellEnd"/>
+                      </w:p>
+                    </w:txbxContent>
+                  </v:textbox>
+                </v:rect>
+              </w:pict>
+            </w:r>
+            <w:r>
+              <w:rPr>
+                <w:bCs/>
+                <w:noProof/>
+                <w:sz w:val="20"/>
+                <w:szCs w:val="20"/>
+              </w:rPr>
+              <w:pict w14:anchorId="174E44D0">
+                <v:rect id="_x0000_s1033" style="position:absolute;margin-left:85.05pt;margin-top:34.05pt;width:93.3pt;height:49.6pt;rotation:-151567fd;z-index:251663360;mso-position-horizontal-relative:text;mso-position-vertical-relative:text" fillcolor="#4f81bd [3204]" stroked="f">
+                  <v:textbox>
+                    <w:txbxContent>
+                      <w:p>
+                        <w:r>
+                          <w:t>{{EMPLOYEE_SIGNATURE}}</w:t>
+                        </w:r>
+                      </w:p>
+                    </w:txbxContent>
+                  </v:textbox>
+                </v:rect>
+              </w:pict>
+            </w:r>
           </w:p>
         </w:tc>
         <w:tc>
@@ -5731,18 +5844,18 @@
                 <w:szCs w:val="20"/>
               </w:rPr>
               <w:drawing>
-                <wp:anchor distT="0" distB="0" distL="114300" distR="114300" simplePos="0" relativeHeight="251657216" behindDoc="0" locked="0" layoutInCell="1" allowOverlap="1" wp14:anchorId="7026AD1F" wp14:editId="12BBA5C7">
+                <wp:anchor distT="0" distB="0" distL="114300" distR="114300" simplePos="0" relativeHeight="251659264" behindDoc="0" locked="0" layoutInCell="1" allowOverlap="1" wp14:anchorId="2DB6A90C" wp14:editId="1B63D71C">
                   <wp:simplePos x="0" y="0"/>
                   <wp:positionH relativeFrom="column">
-                    <wp:posOffset>-38100</wp:posOffset>
+                    <wp:posOffset>3811</wp:posOffset>
                   </wp:positionH>
                   <wp:positionV relativeFrom="paragraph">
-                    <wp:posOffset>470535</wp:posOffset>
+                    <wp:posOffset>89310</wp:posOffset>
                   </wp:positionV>
-                  <wp:extent cx="1249680" cy="1290051"/>
+                  <wp:extent cx="960120" cy="446630"/>
                   <wp:effectExtent l="0" t="0" r="0" b="0"/>
                   <wp:wrapNone/>
-                  <wp:docPr id="618608762" name="Picture 1"/>
+                  <wp:docPr id="2134810707" name="Picture 2"/>
                   <wp:cNvGraphicFramePr>
                     <a:graphicFrameLocks xmlns:a="http://schemas.openxmlformats.org/drawingml/2006/main" noChangeAspect="1"/>
                   </wp:cNvGraphicFramePr>
@@ -5750,7 +5863,7 @@
                     <a:graphicData uri="http://schemas.openxmlformats.org/drawingml/2006/picture">
                       <pic:pic xmlns:pic="http://schemas.openxmlformats.org/drawingml/2006/picture">
                         <pic:nvPicPr>
-                          <pic:cNvPr id="0" name="Picture 2"/>
+                          <pic:cNvPr id="0" name="Picture 3"/>
                           <pic:cNvPicPr>
                             <a:picLocks noChangeAspect="1" noChangeArrowheads="1"/>
                           </pic:cNvPicPr>
@@ -5771,7 +5884,7 @@
                         <pic:spPr bwMode="auto">
                           <a:xfrm>
                             <a:off x="0" y="0"/>
-                            <a:ext cx="1256703" cy="1297301"/>
+                            <a:ext cx="961088" cy="447080"/>
                           </a:xfrm>
                           <a:prstGeom prst="rect">
                             <a:avLst/>
@@ -5799,18 +5912,18 @@
                 <w:szCs w:val="20"/>
               </w:rPr>
               <w:drawing>
-                <wp:anchor distT="0" distB="0" distL="114300" distR="114300" simplePos="0" relativeHeight="251659264" behindDoc="0" locked="0" layoutInCell="1" allowOverlap="1" wp14:anchorId="2DB6A90C" wp14:editId="26124C1D">
+                <wp:anchor distT="0" distB="0" distL="114300" distR="114300" simplePos="0" relativeHeight="251657216" behindDoc="0" locked="0" layoutInCell="1" allowOverlap="1" wp14:anchorId="7026AD1F" wp14:editId="1D63AF3A">
                   <wp:simplePos x="0" y="0"/>
                   <wp:positionH relativeFrom="column">
-                    <wp:posOffset>-3175</wp:posOffset>
+                    <wp:posOffset>-41909</wp:posOffset>
                   </wp:positionH>
                   <wp:positionV relativeFrom="paragraph">
-                    <wp:posOffset>5715</wp:posOffset>
+                    <wp:posOffset>478156</wp:posOffset>
                   </wp:positionV>
-                  <wp:extent cx="1139825" cy="530225"/>
+                  <wp:extent cx="1005840" cy="1038334"/>
                   <wp:effectExtent l="0" t="0" r="0" b="0"/>
                   <wp:wrapNone/>
-                  <wp:docPr id="2134810707" name="Picture 2"/>
+                  <wp:docPr id="618608762" name="Picture 1"/>
                   <wp:cNvGraphicFramePr>
                     <a:graphicFrameLocks xmlns:a="http://schemas.openxmlformats.org/drawingml/2006/main" noChangeAspect="1"/>
                   </wp:cNvGraphicFramePr>
@@ -5818,7 +5931,7 @@
                     <a:graphicData uri="http://schemas.openxmlformats.org/drawingml/2006/picture">
                       <pic:pic xmlns:pic="http://schemas.openxmlformats.org/drawingml/2006/picture">
                         <pic:nvPicPr>
-                          <pic:cNvPr id="0" name="Picture 3"/>
+                          <pic:cNvPr id="0" name="Picture 2"/>
                           <pic:cNvPicPr>
                             <a:picLocks noChangeAspect="1" noChangeArrowheads="1"/>
                           </pic:cNvPicPr>
@@ -5839,7 +5952,7 @@
                         <pic:spPr bwMode="auto">
                           <a:xfrm>
                             <a:off x="0" y="0"/>
-                            <a:ext cx="1139825" cy="530225"/>
+                            <a:ext cx="1014485" cy="1047258"/>
                           </a:xfrm>
                           <a:prstGeom prst="rect">
                             <a:avLst/>
@@ -5849,6 +5962,12 @@
                       </pic:pic>
                     </a:graphicData>
                   </a:graphic>
+                  <wp14:sizeRelH relativeFrom="margin">
+                    <wp14:pctWidth>0</wp14:pctWidth>
+                  </wp14:sizeRelH>
+                  <wp14:sizeRelV relativeFrom="margin">
+                    <wp14:pctHeight>0</wp14:pctHeight>
+                  </wp14:sizeRelV>
                 </wp:anchor>
               </w:drawing>
             </w:r>
